--- a/src/OpenXmlHtml.Tests/WordListStyleNoneTests.NestedListNoMarker.DotNet.verified.docx
+++ b/src/OpenXmlHtml.Tests/WordListStyleNoneTests.NestedListNoMarker.DotNet.verified.docx
@@ -7,7 +7,7 @@
         <w:ind w:left="240"/>
       </w:pPr>
       <w:r>
-        <w:t xml:space="preserve">Outer </w:t>
+        <w:t xml:space="preserve">Outer</w:t>
       </w:r>
     </w:p>
     <w:p>

--- a/src/OpenXmlHtml.Tests/WordListStyleNoneTests.NestedListNoMarker.DotNet.verified.docx
+++ b/src/OpenXmlHtml.Tests/WordListStyleNoneTests.NestedListNoMarker.DotNet.verified.docx
@@ -7,7 +7,7 @@
         <w:ind w:left="240"/>
       </w:pPr>
       <w:r>
-        <w:t xml:space="preserve">Outer</w:t>
+        <w:t xml:space="preserve">Outer </w:t>
       </w:r>
     </w:p>
     <w:p>
